--- a/downloads/student/Unit 06/Handout 06.17 - Serve and Clean Zones and Project Reflection.docx
+++ b/downloads/student/Unit 06/Handout 06.17 - Serve and Clean Zones and Project Reflection.docx
@@ -900,7 +900,7 @@
         <w:t xml:space="preserve"> </w:t>
       </w:r>
       <w:r>
-        <w:t xml:space="preserve">The other stations.</w:t>
+        <w:t xml:space="preserve">The others on your own station.</w:t>
       </w:r>
     </w:p>
     <w:p>
@@ -1286,11 +1286,6 @@
       </w:tr>
     </w:tbl>
     <w:p>
-      <w:r>
-        <w:br w:type="page"/>
-      </w:r>
-    </w:p>
-    <w:p>
       <w:pPr>
         <w:pStyle w:val="Heading2"/>
       </w:pPr>
@@ -2908,11 +2903,6 @@
         </w:tc>
       </w:tr>
     </w:tbl>
-    <w:p>
-      <w:r>
-        <w:br w:type="page"/>
-      </w:r>
-    </w:p>
     <w:p>
       <w:pPr>
         <w:pStyle w:val="Heading2"/>
